--- a/1952.6/1952年6月23日，与陈赓等人的谈话__LLM初注.docx
+++ b/1952.6/1952年6月23日，与陈赓等人的谈话__LLM初注.docx
@@ -564,13 +564,23 @@
       </w:r>
     </w:p>
     <w:p>
+      <w:commentRangeStart w:id="0"/>
       <w:r>
         <w:t>1. 【需核】陈赓在1952年6月从前线调回的具体时间，以及“志愿军副司令员”是否为当时全部职务。</w:t>
       </w:r>
-    </w:p>
-    <w:p>
+      <w:commentRangeEnd w:id="0"/>
+      <w:r>
+        <w:commentReference w:id="0"/>
+      </w:r>
+    </w:p>
+    <w:p>
+      <w:commentRangeStart w:id="1"/>
       <w:r>
         <w:t>2. 【需核】斯大林建议毛泽东建立军事工程学院的具体时间和背景，建议核查相关外交资料。</w:t>
+      </w:r>
+      <w:commentRangeEnd w:id="1"/>
+      <w:r>
+        <w:commentReference w:id="1"/>
       </w:r>
     </w:p>
     <w:sectPr>
@@ -586,6 +596,25 @@
     </w:sectPr>
   </w:body>
 </w:document>
+</file>
+
+<file path=word/comments.xml><?xml version="1.0" encoding="utf-8"?>
+<w:comments xmlns:w="http://schemas.openxmlformats.org/wordprocessingml/2006/main">
+  <w:comment w:id="0" w:author="LLM初注待核" w:date="2026-07-05T15:07:29Z">
+    <w:p>
+      <w:r>
+        <w:t>【需核】陈赓在1952年6月从前线调回的具体时间，以及“志愿军副司令员”是否为当时全部职务。</w:t>
+      </w:r>
+    </w:p>
+  </w:comment>
+  <w:comment w:id="1" w:author="LLM初注待核" w:date="2026-07-05T15:07:29Z">
+    <w:p>
+      <w:r>
+        <w:t>【需核】斯大林建议毛泽东建立军事工程学院的具体时间和背景，建议核查相关外交资料。</w:t>
+      </w:r>
+    </w:p>
+  </w:comment>
+</w:comments>
 </file>
 
 <file path=word/footer1.xml><?xml version="1.0" encoding="utf-8"?>

--- a/1952.6/1952年6月23日，与陈赓等人的谈话__LLM初注.docx
+++ b/1952.6/1952年6月23日，与陈赓等人的谈话__LLM初注.docx
@@ -570,6 +570,9 @@
       </w:r>
       <w:commentRangeEnd w:id="0"/>
       <w:r>
+        <w:rPr>
+          <w:rStyle w:val="CommentReference"/>
+        </w:rPr>
         <w:commentReference w:id="0"/>
       </w:r>
     </w:p>
@@ -580,6 +583,9 @@
       </w:r>
       <w:commentRangeEnd w:id="1"/>
       <w:r>
+        <w:rPr>
+          <w:rStyle w:val="CommentReference"/>
+        </w:rPr>
         <w:commentReference w:id="1"/>
       </w:r>
     </w:p>
@@ -602,6 +608,9 @@
 <w:comments xmlns:w="http://schemas.openxmlformats.org/wordprocessingml/2006/main">
   <w:comment w:id="0" w:author="LLM初注待核" w:date="2026-07-05T15:07:29Z">
     <w:p>
+      <w:pPr>
+        <w:pStyle w:val="CommentText"/>
+      </w:pPr>
       <w:r>
         <w:t>【需核】陈赓在1952年6月从前线调回的具体时间，以及“志愿军副司令员”是否为当时全部职务。</w:t>
       </w:r>
@@ -609,6 +618,9 @@
   </w:comment>
   <w:comment w:id="1" w:author="LLM初注待核" w:date="2026-07-05T15:07:29Z">
     <w:p>
+      <w:pPr>
+        <w:pStyle w:val="CommentText"/>
+      </w:pPr>
       <w:r>
         <w:t>【需核】斯大林建议毛泽东建立军事工程学院的具体时间和背景，建议核查相关外交资料。</w:t>
       </w:r>

--- a/1952.6/1952年6月23日，与陈赓等人的谈话__LLM初注.docx
+++ b/1952.6/1952年6月23日，与陈赓等人的谈话__LLM初注.docx
@@ -41,11 +41,20 @@
       <w:r>
         <w:rPr>
           <w:rStyle w:val="FootnoteReference"/>
-        </w:rPr>
+          <w:vertAlign w:val="superscript"/>
+        </w:rPr>
+        <w:t>[</w:t>
         <w:footnoteReference w:id="4"/>
-      </w:r>
-      <w:r>
-        <w:rPr/>
+        <w:t>]</w:t>
+      </w:r>
+      <w:r>
+        <w:rPr>
+          <w:rFonts w:hint="eastAsia" w:ascii="黑体" w:hAnsi="黑体" w:eastAsia="黑体" w:cs="黑体"/>
+          <w:sz w:val="44"/>
+          <w:szCs w:val="44"/>
+          <w:vertAlign w:val="baseline"/>
+          <w:lang w:val="en-US" w:eastAsia="zh-CN"/>
+        </w:rPr>
         <w:t xml:space="preserve">等人的谈话</w:t>
       </w:r>
       <w:bookmarkEnd w:id="0"/>
@@ -61,13 +70,16 @@
       </w:r>
       <w:r>
         <w:rPr>
+          <w:rStyle w:val="FootnoteReference"/>
           <w:rFonts w:hint="eastAsia" w:ascii="仿宋" w:hAnsi="仿宋" w:eastAsia="仿宋" w:cs="仿宋"/>
           <w:sz w:val="36"/>
           <w:szCs w:val="36"/>
           <w:vertAlign w:val="superscript"/>
           <w:lang w:val="en-US" w:eastAsia="zh-CN"/>
         </w:rPr>
+        <w:t>[</w:t>
         <w:footnoteReference w:id="0"/>
+        <w:t>]</w:t>
       </w:r>
       <w:r>
         <w:rPr>
@@ -161,11 +173,18 @@
       <w:r>
         <w:rPr>
           <w:rStyle w:val="FootnoteReference"/>
-        </w:rPr>
+          <w:vertAlign w:val="superscript"/>
+        </w:rPr>
+        <w:t>[</w:t>
         <w:footnoteReference w:id="5"/>
-      </w:r>
-      <w:r>
-        <w:rPr/>
+        <w:t>]</w:t>
+      </w:r>
+      <w:r>
+        <w:rPr>
+          <w:rFonts w:hint="eastAsia" w:ascii="仿宋" w:hAnsi="仿宋" w:eastAsia="仿宋"/>
+          <w:sz w:val="32"/>
+          <w:szCs w:val="32"/>
+        </w:rPr>
         <w:t xml:space="preserve">’回来了，辛苦了!</w:t>
       </w:r>
     </w:p>
@@ -263,11 +282,18 @@
       <w:r>
         <w:rPr>
           <w:rStyle w:val="FootnoteReference"/>
-        </w:rPr>
+          <w:vertAlign w:val="superscript"/>
+        </w:rPr>
+        <w:t>[</w:t>
         <w:footnoteReference w:id="9"/>
-      </w:r>
-      <w:r>
-        <w:rPr/>
+        <w:t>]</w:t>
+      </w:r>
+      <w:r>
+        <w:rPr>
+          <w:rFonts w:hint="eastAsia" w:ascii="仿宋" w:hAnsi="仿宋" w:eastAsia="仿宋"/>
+          <w:sz w:val="32"/>
+          <w:szCs w:val="32"/>
+        </w:rPr>
         <w:t xml:space="preserve">对付敌人的飞机大炮，许多战斗由于装备技术落后而不能取得胜利。一个国家科学技术落后了，在战争中就要挨打。现在最急需的是要培养前方已有的部分现代化武器装备的维护和使用方面的工程技术人员。有时炮上坏了个螺丝，在</w:t>
       </w:r>
       <w:r>
@@ -334,11 +360,18 @@
       <w:r>
         <w:rPr>
           <w:rStyle w:val="FootnoteReference"/>
-        </w:rPr>
+          <w:vertAlign w:val="superscript"/>
+        </w:rPr>
+        <w:t>[</w:t>
         <w:footnoteReference w:id="6"/>
-      </w:r>
-      <w:r>
-        <w:rPr/>
+        <w:t>]</w:t>
+      </w:r>
+      <w:r>
+        <w:rPr>
+          <w:rFonts w:hint="eastAsia" w:ascii="仿宋" w:hAnsi="仿宋" w:eastAsia="仿宋"/>
+          <w:sz w:val="32"/>
+          <w:szCs w:val="32"/>
+        </w:rPr>
         <w:t xml:space="preserve">一定要办，不能对帝国主义抱有幻想。</w:t>
       </w:r>
     </w:p>
@@ -498,21 +531,35 @@
       <w:r>
         <w:rPr>
           <w:rStyle w:val="FootnoteReference"/>
-        </w:rPr>
+          <w:vertAlign w:val="superscript"/>
+        </w:rPr>
+        <w:t>[</w:t>
         <w:footnoteReference w:id="7"/>
-      </w:r>
-      <w:r>
-        <w:rPr/>
+        <w:t>]</w:t>
+      </w:r>
+      <w:r>
+        <w:rPr>
+          <w:rFonts w:hint="eastAsia" w:ascii="仿宋" w:hAnsi="仿宋" w:eastAsia="仿宋"/>
+          <w:sz w:val="32"/>
+          <w:szCs w:val="32"/>
+        </w:rPr>
         <w:t>的校长，红军干部团</w:t>
       </w:r>
       <w:r>
         <w:rPr>
           <w:rStyle w:val="FootnoteReference"/>
-        </w:rPr>
+          <w:vertAlign w:val="superscript"/>
+        </w:rPr>
+        <w:t>[</w:t>
         <w:footnoteReference w:id="8"/>
-      </w:r>
-      <w:r>
-        <w:rPr/>
+        <w:t>]</w:t>
+      </w:r>
+      <w:r>
+        <w:rPr>
+          <w:rFonts w:hint="eastAsia" w:ascii="仿宋" w:hAnsi="仿宋" w:eastAsia="仿宋"/>
+          <w:sz w:val="32"/>
+          <w:szCs w:val="32"/>
+        </w:rPr>
         <w:t xml:space="preserve">不是很出色吗？你干不了，别人连你这点经验也没有。你刚从前线回来，了解朝鲜战争的实际情况，你对敌我双方技术条件的悬殊差别是有体会的吧!</w:t>
       </w:r>
     </w:p>

--- a/1952.6/1952年6月23日，与陈赓等人的谈话__LLM初注.docx
+++ b/1952.6/1952年6月23日，与陈赓等人的谈话__LLM初注.docx
@@ -43,9 +43,16 @@
           <w:rStyle w:val="FootnoteReference"/>
           <w:vertAlign w:val="superscript"/>
         </w:rPr>
-        <w:t>[</w:t>
+        <w:t>[1]</w:t>
+      </w:r>
+      <w:r>
+        <w:rPr>
+          <w:rStyle w:val="FootnoteReference"/>
+          <w:vertAlign w:val="superscript"/>
+          <w:vanish/>
+          <w:specVanish/>
+        </w:rPr>
         <w:footnoteReference w:id="4"/>
-        <w:t>]</w:t>
       </w:r>
       <w:r>
         <w:rPr>
@@ -60,36 +67,19 @@
       <w:bookmarkEnd w:id="0"/>
       <w:r>
         <w:rPr>
-          <w:rFonts w:hint="eastAsia" w:ascii="仿宋" w:hAnsi="仿宋" w:eastAsia="仿宋" w:cs="仿宋"/>
-          <w:sz w:val="36"/>
-          <w:szCs w:val="36"/>
+          <w:rStyle w:val="FootnoteReference"/>
           <w:vertAlign w:val="superscript"/>
-          <w:lang w:val="en-US" w:eastAsia="zh-CN"/>
-        </w:rPr>
-        <w:t>[</w:t>
-      </w:r>
-      <w:r>
-        <w:rPr>
-          <w:rStyle w:val="FootnoteReference"/>
-          <w:rFonts w:hint="eastAsia" w:ascii="仿宋" w:hAnsi="仿宋" w:eastAsia="仿宋" w:cs="仿宋"/>
-          <w:sz w:val="36"/>
-          <w:szCs w:val="36"/>
+        </w:rPr>
+        <w:t>[2]</w:t>
+      </w:r>
+      <w:r>
+        <w:rPr>
+          <w:rStyle w:val="FootnoteReference"/>
           <w:vertAlign w:val="superscript"/>
-          <w:lang w:val="en-US" w:eastAsia="zh-CN"/>
-        </w:rPr>
-        <w:t>[</w:t>
+          <w:vanish/>
+          <w:specVanish/>
+        </w:rPr>
         <w:footnoteReference w:id="0"/>
-        <w:t>]</w:t>
-      </w:r>
-      <w:r>
-        <w:rPr>
-          <w:rFonts w:hint="eastAsia" w:ascii="仿宋" w:hAnsi="仿宋" w:eastAsia="仿宋" w:cs="仿宋"/>
-          <w:sz w:val="36"/>
-          <w:szCs w:val="36"/>
-          <w:vertAlign w:val="superscript"/>
-          <w:lang w:val="en-US" w:eastAsia="zh-CN"/>
-        </w:rPr>
-        <w:t>]</w:t>
       </w:r>
     </w:p>
     <w:p>
@@ -175,9 +165,16 @@
           <w:rStyle w:val="FootnoteReference"/>
           <w:vertAlign w:val="superscript"/>
         </w:rPr>
-        <w:t>[</w:t>
+        <w:t>[3]</w:t>
+      </w:r>
+      <w:r>
+        <w:rPr>
+          <w:rStyle w:val="FootnoteReference"/>
+          <w:vertAlign w:val="superscript"/>
+          <w:vanish/>
+          <w:specVanish/>
+        </w:rPr>
         <w:footnoteReference w:id="5"/>
-        <w:t>]</w:t>
       </w:r>
       <w:r>
         <w:rPr>
@@ -284,9 +281,16 @@
           <w:rStyle w:val="FootnoteReference"/>
           <w:vertAlign w:val="superscript"/>
         </w:rPr>
-        <w:t>[</w:t>
+        <w:t>[4]</w:t>
+      </w:r>
+      <w:r>
+        <w:rPr>
+          <w:rStyle w:val="FootnoteReference"/>
+          <w:vertAlign w:val="superscript"/>
+          <w:vanish/>
+          <w:specVanish/>
+        </w:rPr>
         <w:footnoteReference w:id="9"/>
-        <w:t>]</w:t>
       </w:r>
       <w:r>
         <w:rPr>
@@ -362,9 +366,16 @@
           <w:rStyle w:val="FootnoteReference"/>
           <w:vertAlign w:val="superscript"/>
         </w:rPr>
-        <w:t>[</w:t>
+        <w:t>[5]</w:t>
+      </w:r>
+      <w:r>
+        <w:rPr>
+          <w:rStyle w:val="FootnoteReference"/>
+          <w:vertAlign w:val="superscript"/>
+          <w:vanish/>
+          <w:specVanish/>
+        </w:rPr>
         <w:footnoteReference w:id="6"/>
-        <w:t>]</w:t>
       </w:r>
       <w:r>
         <w:rPr>
@@ -533,9 +544,16 @@
           <w:rStyle w:val="FootnoteReference"/>
           <w:vertAlign w:val="superscript"/>
         </w:rPr>
-        <w:t>[</w:t>
+        <w:t>[6]</w:t>
+      </w:r>
+      <w:r>
+        <w:rPr>
+          <w:rStyle w:val="FootnoteReference"/>
+          <w:vertAlign w:val="superscript"/>
+          <w:vanish/>
+          <w:specVanish/>
+        </w:rPr>
         <w:footnoteReference w:id="7"/>
-        <w:t>]</w:t>
       </w:r>
       <w:r>
         <w:rPr>
@@ -550,9 +568,16 @@
           <w:rStyle w:val="FootnoteReference"/>
           <w:vertAlign w:val="superscript"/>
         </w:rPr>
-        <w:t>[</w:t>
+        <w:t>[7]</w:t>
+      </w:r>
+      <w:r>
+        <w:rPr>
+          <w:rStyle w:val="FootnoteReference"/>
+          <w:vertAlign w:val="superscript"/>
+          <w:vanish/>
+          <w:specVanish/>
+        </w:rPr>
         <w:footnoteReference w:id="8"/>
-        <w:t>]</w:t>
       </w:r>
       <w:r>
         <w:rPr>
@@ -807,13 +832,39 @@
       </w:pPr>
       <w:r>
         <w:rPr>
+          <w:rStyle w:val="FootnoteReference"/>
+        </w:rPr>
+        <w:t>[2]</w:t>
+      </w:r>
+      <w:r>
+        <w:rPr>
+          <w:rFonts w:hint="eastAsia" w:asciiTheme="minorEastAsia" w:hAnsiTheme="minorEastAsia" w:cstheme="minorBidi"/>
+          <w:kern w:val="2"/>
+          <w:sz w:val="21"/>
+          <w:szCs w:val="21"/>
+          <w:lang w:val="en-US" w:eastAsia="zh-CN" w:bidi="ar-SA"/>
+        </w:rPr>
+        <w:t>关于本文的真实性及时间还存在争议，《</w:t>
+      </w:r>
+      <w:r>
+        <w:rPr>
           <w:rFonts w:hint="eastAsia" w:asciiTheme="minorEastAsia" w:hAnsiTheme="minorEastAsia" w:eastAsiaTheme="minorEastAsia" w:cstheme="minorBidi"/>
           <w:kern w:val="2"/>
           <w:sz w:val="21"/>
           <w:szCs w:val="21"/>
           <w:lang w:val="en-US" w:eastAsia="zh-CN" w:bidi="ar-SA"/>
         </w:rPr>
-        <w:t>[</w:t>
+        <w:t>毛泽东年谱</w:t>
+      </w:r>
+      <w:r>
+        <w:rPr>
+          <w:rFonts w:hint="eastAsia" w:asciiTheme="minorEastAsia" w:hAnsiTheme="minorEastAsia" w:cstheme="minorBidi"/>
+          <w:kern w:val="2"/>
+          <w:sz w:val="21"/>
+          <w:szCs w:val="21"/>
+          <w:lang w:val="en-US" w:eastAsia="zh-CN" w:bidi="ar-SA"/>
+        </w:rPr>
+        <w:t>》中并未记载。</w:t>
       </w:r>
       <w:r>
         <w:rPr>
@@ -823,17 +874,7 @@
           <w:szCs w:val="21"/>
           <w:lang w:val="en-US" w:eastAsia="zh-CN" w:bidi="ar-SA"/>
         </w:rPr>
-        <w:footnoteRef/>
-      </w:r>
-      <w:r>
-        <w:rPr>
-          <w:rFonts w:hint="eastAsia" w:asciiTheme="minorEastAsia" w:hAnsiTheme="minorEastAsia" w:eastAsiaTheme="minorEastAsia" w:cstheme="minorBidi"/>
-          <w:kern w:val="2"/>
-          <w:sz w:val="21"/>
-          <w:szCs w:val="21"/>
-          <w:lang w:val="en-US" w:eastAsia="zh-CN" w:bidi="ar-SA"/>
-        </w:rPr>
-        <w:t>]</w:t>
+        <w:t>本文是根据</w:t>
       </w:r>
       <w:r>
         <w:rPr>
@@ -843,46 +884,6 @@
           <w:szCs w:val="21"/>
           <w:lang w:val="en-US" w:eastAsia="zh-CN" w:bidi="ar-SA"/>
         </w:rPr>
-        <w:t>关于本文的真实性及时间还存在争议，《</w:t>
-      </w:r>
-      <w:r>
-        <w:rPr>
-          <w:rFonts w:hint="eastAsia" w:asciiTheme="minorEastAsia" w:hAnsiTheme="minorEastAsia" w:eastAsiaTheme="minorEastAsia" w:cstheme="minorBidi"/>
-          <w:kern w:val="2"/>
-          <w:sz w:val="21"/>
-          <w:szCs w:val="21"/>
-          <w:lang w:val="en-US" w:eastAsia="zh-CN" w:bidi="ar-SA"/>
-        </w:rPr>
-        <w:t>毛泽东年谱</w:t>
-      </w:r>
-      <w:r>
-        <w:rPr>
-          <w:rFonts w:hint="eastAsia" w:asciiTheme="minorEastAsia" w:hAnsiTheme="minorEastAsia" w:cstheme="minorBidi"/>
-          <w:kern w:val="2"/>
-          <w:sz w:val="21"/>
-          <w:szCs w:val="21"/>
-          <w:lang w:val="en-US" w:eastAsia="zh-CN" w:bidi="ar-SA"/>
-        </w:rPr>
-        <w:t>》中并未记载。</w:t>
-      </w:r>
-      <w:r>
-        <w:rPr>
-          <w:rFonts w:hint="eastAsia" w:asciiTheme="minorEastAsia" w:hAnsiTheme="minorEastAsia" w:eastAsiaTheme="minorEastAsia" w:cstheme="minorBidi"/>
-          <w:kern w:val="2"/>
-          <w:sz w:val="21"/>
-          <w:szCs w:val="21"/>
-          <w:lang w:val="en-US" w:eastAsia="zh-CN" w:bidi="ar-SA"/>
-        </w:rPr>
-        <w:t>本文是根据</w:t>
-      </w:r>
-      <w:r>
-        <w:rPr>
-          <w:rFonts w:hint="eastAsia" w:asciiTheme="minorEastAsia" w:hAnsiTheme="minorEastAsia" w:cstheme="minorBidi"/>
-          <w:kern w:val="2"/>
-          <w:sz w:val="21"/>
-          <w:szCs w:val="21"/>
-          <w:lang w:val="en-US" w:eastAsia="zh-CN" w:bidi="ar-SA"/>
-        </w:rPr>
         <w:t>东方直心同志编著的《毛泽东大传》（2021年终极版）第六卷，第2100页记载内容编辑而成。标题为编者所加。</w:t>
       </w:r>
     </w:p>
@@ -900,15 +901,25 @@
       </w:pPr>
       <w:r>
         <w:rPr>
+          <w:rStyle w:val="FootnoteReference"/>
+        </w:rPr>
+        <w:t>[1]</w:t>
+      </w:r>
+      <w:r>
+        <w:rPr>
           <w:rFonts w:asciiTheme="minorEastAsia" w:hAnsiTheme="minorEastAsia" w:eastAsiaTheme="minorEastAsia" w:cstheme="minorBidi"/>
           <w:kern w:val="2"/>
           <w:sz w:val="21"/>
           <w:szCs w:val="21"/>
           <w:lang w:val="en-US" w:eastAsia="zh-CN" w:bidi="ar-SA"/>
         </w:rPr>
-        <w:footnoteRef/>
-      </w:r>
-      <w:r>
+        <w:t xml:space="preserve">陈赓（1903—1961），湖南湘乡人，1922年加入中国共产党，黄埔军校第一期毕业。时任中国人民志愿军副司令员兼第三兵团司令员（1952年6月奉调回国组建军事工程学院）。1955年被授予大将军衔。</w:t>
+      </w:r>
+    </w:p>
+  </w:footnote>
+  <w:footnote w:id="5">
+    <w:p>
+      <w:pPr>
         <w:rPr>
           <w:rFonts w:asciiTheme="minorEastAsia" w:hAnsiTheme="minorEastAsia" w:eastAsiaTheme="minorEastAsia" w:cstheme="minorBidi"/>
           <w:kern w:val="2"/>
@@ -916,13 +927,14 @@
           <w:szCs w:val="21"/>
           <w:lang w:val="en-US" w:eastAsia="zh-CN" w:bidi="ar-SA"/>
         </w:rPr>
-        <w:t xml:space="preserve">陈赓（1903—1961），湖南湘乡人，1922年加入中国共产党，黄埔军校第一期毕业。时任中国人民志愿军副司令员兼第三兵团司令员（1952年6月奉调回国组建军事工程学院）。1955年被授予大将军衔。</w:t>
-      </w:r>
-    </w:p>
-  </w:footnote>
-  <w:footnote w:id="5">
-    <w:p>
-      <w:pPr>
+      </w:pPr>
+      <w:r>
+        <w:rPr>
+          <w:rStyle w:val="FootnoteReference"/>
+        </w:rPr>
+        <w:t>[3]</w:t>
+      </w:r>
+      <w:r>
         <w:rPr>
           <w:rFonts w:asciiTheme="minorEastAsia" w:hAnsiTheme="minorEastAsia" w:eastAsiaTheme="minorEastAsia" w:cstheme="minorBidi"/>
           <w:kern w:val="2"/>
@@ -930,8 +942,13 @@
           <w:szCs w:val="21"/>
           <w:lang w:val="en-US" w:eastAsia="zh-CN" w:bidi="ar-SA"/>
         </w:rPr>
-      </w:pPr>
-      <w:r>
+        <w:t xml:space="preserve">“最可爱的人”，对中国人民志愿军的尊称。出自作家魏巍1951年4月11日在《人民日报》发表的报告文学《谁是最可爱的人》。此后“最可爱的人”成为志愿军和人民解放军的光荣代称。</w:t>
+      </w:r>
+    </w:p>
+  </w:footnote>
+  <w:footnote w:id="6">
+    <w:p>
+      <w:pPr>
         <w:rPr>
           <w:rFonts w:asciiTheme="minorEastAsia" w:hAnsiTheme="minorEastAsia" w:eastAsiaTheme="minorEastAsia" w:cstheme="minorBidi"/>
           <w:kern w:val="2"/>
@@ -939,7 +956,12 @@
           <w:szCs w:val="21"/>
           <w:lang w:val="en-US" w:eastAsia="zh-CN" w:bidi="ar-SA"/>
         </w:rPr>
-        <w:footnoteRef/>
+      </w:pPr>
+      <w:r>
+        <w:rPr>
+          <w:rStyle w:val="FootnoteReference"/>
+        </w:rPr>
+        <w:t>[5]</w:t>
       </w:r>
       <w:r>
         <w:rPr>
@@ -949,11 +971,11 @@
           <w:szCs w:val="21"/>
           <w:lang w:val="en-US" w:eastAsia="zh-CN" w:bidi="ar-SA"/>
         </w:rPr>
-        <w:t xml:space="preserve">“最可爱的人”，对中国人民志愿军的尊称。出自作家魏巍1951年4月11日在《人民日报》发表的报告文学《谁是最可爱的人》。此后“最可爱的人”成为志愿军和人民解放军的光荣代称。</w:t>
+        <w:t xml:space="preserve">即中国人民解放军军事工程学院，简称“哈军工”，1953年9月1日在黑龙江省哈尔滨市正式成立。陈赓任首任院长兼政治委员。学院设有空军工程、炮兵工程、海军工程等系，是新中国第一所综合性高等军事工程技术院校。</w:t>
       </w:r>
     </w:p>
   </w:footnote>
-  <w:footnote w:id="6">
+  <w:footnote w:id="7">
     <w:p>
       <w:pPr>
         <w:rPr>
@@ -966,15 +988,25 @@
       </w:pPr>
       <w:r>
         <w:rPr>
+          <w:rStyle w:val="FootnoteReference"/>
+        </w:rPr>
+        <w:t>[6]</w:t>
+      </w:r>
+      <w:r>
+        <w:rPr>
           <w:rFonts w:asciiTheme="minorEastAsia" w:hAnsiTheme="minorEastAsia" w:eastAsiaTheme="minorEastAsia" w:cstheme="minorBidi"/>
           <w:kern w:val="2"/>
           <w:sz w:val="21"/>
           <w:szCs w:val="21"/>
           <w:lang w:val="en-US" w:eastAsia="zh-CN" w:bidi="ar-SA"/>
         </w:rPr>
-        <w:footnoteRef/>
-      </w:r>
-      <w:r>
+        <w:t xml:space="preserve">即中国工农红军学校，1931年秋在江西瑞金创办，先后由萧劲光、刘伯承、叶剑英等任校长，培养了大批红军军事政治干部。</w:t>
+      </w:r>
+    </w:p>
+  </w:footnote>
+  <w:footnote w:id="8">
+    <w:p>
+      <w:pPr>
         <w:rPr>
           <w:rFonts w:asciiTheme="minorEastAsia" w:hAnsiTheme="minorEastAsia" w:eastAsiaTheme="minorEastAsia" w:cstheme="minorBidi"/>
           <w:kern w:val="2"/>
@@ -982,13 +1014,14 @@
           <w:szCs w:val="21"/>
           <w:lang w:val="en-US" w:eastAsia="zh-CN" w:bidi="ar-SA"/>
         </w:rPr>
-        <w:t xml:space="preserve">即中国人民解放军军事工程学院，简称“哈军工”，1953年9月1日在黑龙江省哈尔滨市正式成立。陈赓任首任院长兼政治委员。学院设有空军工程、炮兵工程、海军工程等系，是新中国第一所综合性高等军事工程技术院校。</w:t>
-      </w:r>
-    </w:p>
-  </w:footnote>
-  <w:footnote w:id="7">
-    <w:p>
-      <w:pPr>
+      </w:pPr>
+      <w:r>
+        <w:rPr>
+          <w:rStyle w:val="FootnoteReference"/>
+        </w:rPr>
+        <w:t>[7]</w:t>
+      </w:r>
+      <w:r>
         <w:rPr>
           <w:rFonts w:asciiTheme="minorEastAsia" w:hAnsiTheme="minorEastAsia" w:eastAsiaTheme="minorEastAsia" w:cstheme="minorBidi"/>
           <w:kern w:val="2"/>
@@ -996,8 +1029,13 @@
           <w:szCs w:val="21"/>
           <w:lang w:val="en-US" w:eastAsia="zh-CN" w:bidi="ar-SA"/>
         </w:rPr>
-      </w:pPr>
-      <w:r>
+        <w:t xml:space="preserve">红军干部团，1934年10月中央红军长征前夕组建，由红军大学和四个步兵学校合编而成，陈赓任团长，宋任穷任政治委员。在长征中发挥了重要作用。</w:t>
+      </w:r>
+    </w:p>
+  </w:footnote>
+  <w:footnote w:id="9">
+    <w:p>
+      <w:pPr>
         <w:rPr>
           <w:rFonts w:asciiTheme="minorEastAsia" w:hAnsiTheme="minorEastAsia" w:eastAsiaTheme="minorEastAsia" w:cstheme="minorBidi"/>
           <w:kern w:val="2"/>
@@ -1005,73 +1043,12 @@
           <w:szCs w:val="21"/>
           <w:lang w:val="en-US" w:eastAsia="zh-CN" w:bidi="ar-SA"/>
         </w:rPr>
-        <w:footnoteRef/>
-      </w:r>
-      <w:r>
-        <w:rPr>
-          <w:rFonts w:asciiTheme="minorEastAsia" w:hAnsiTheme="minorEastAsia" w:eastAsiaTheme="minorEastAsia" w:cstheme="minorBidi"/>
-          <w:kern w:val="2"/>
-          <w:sz w:val="21"/>
-          <w:szCs w:val="21"/>
-          <w:lang w:val="en-US" w:eastAsia="zh-CN" w:bidi="ar-SA"/>
-        </w:rPr>
-        <w:t xml:space="preserve">即中国工农红军学校，1931年秋在江西瑞金创办，先后由萧劲光、刘伯承、叶剑英等任校长，培养了大批红军军事政治干部。</w:t>
-      </w:r>
-    </w:p>
-  </w:footnote>
-  <w:footnote w:id="8">
-    <w:p>
-      <w:pPr>
-        <w:rPr>
-          <w:rFonts w:asciiTheme="minorEastAsia" w:hAnsiTheme="minorEastAsia" w:eastAsiaTheme="minorEastAsia" w:cstheme="minorBidi"/>
-          <w:kern w:val="2"/>
-          <w:sz w:val="21"/>
-          <w:szCs w:val="21"/>
-          <w:lang w:val="en-US" w:eastAsia="zh-CN" w:bidi="ar-SA"/>
-        </w:rPr>
-      </w:pPr>
-      <w:r>
-        <w:rPr>
-          <w:rFonts w:asciiTheme="minorEastAsia" w:hAnsiTheme="minorEastAsia" w:eastAsiaTheme="minorEastAsia" w:cstheme="minorBidi"/>
-          <w:kern w:val="2"/>
-          <w:sz w:val="21"/>
-          <w:szCs w:val="21"/>
-          <w:lang w:val="en-US" w:eastAsia="zh-CN" w:bidi="ar-SA"/>
-        </w:rPr>
-        <w:footnoteRef/>
-      </w:r>
-      <w:r>
-        <w:rPr>
-          <w:rFonts w:asciiTheme="minorEastAsia" w:hAnsiTheme="minorEastAsia" w:eastAsiaTheme="minorEastAsia" w:cstheme="minorBidi"/>
-          <w:kern w:val="2"/>
-          <w:sz w:val="21"/>
-          <w:szCs w:val="21"/>
-          <w:lang w:val="en-US" w:eastAsia="zh-CN" w:bidi="ar-SA"/>
-        </w:rPr>
-        <w:t xml:space="preserve">红军干部团，1934年10月中央红军长征前夕组建，由红军大学和四个步兵学校合编而成，陈赓任团长，宋任穷任政治委员。在长征中发挥了重要作用。</w:t>
-      </w:r>
-    </w:p>
-  </w:footnote>
-  <w:footnote w:id="9">
-    <w:p>
-      <w:pPr>
-        <w:rPr>
-          <w:rFonts w:asciiTheme="minorEastAsia" w:hAnsiTheme="minorEastAsia" w:eastAsiaTheme="minorEastAsia" w:cstheme="minorBidi"/>
-          <w:kern w:val="2"/>
-          <w:sz w:val="21"/>
-          <w:szCs w:val="21"/>
-          <w:lang w:val="en-US" w:eastAsia="zh-CN" w:bidi="ar-SA"/>
-        </w:rPr>
-      </w:pPr>
-      <w:r>
-        <w:rPr>
-          <w:rFonts w:asciiTheme="minorEastAsia" w:hAnsiTheme="minorEastAsia" w:eastAsiaTheme="minorEastAsia" w:cstheme="minorBidi"/>
-          <w:kern w:val="2"/>
-          <w:sz w:val="21"/>
-          <w:szCs w:val="21"/>
-          <w:lang w:val="en-US" w:eastAsia="zh-CN" w:bidi="ar-SA"/>
-        </w:rPr>
-        <w:footnoteRef/>
+      </w:pPr>
+      <w:r>
+        <w:rPr>
+          <w:rStyle w:val="FootnoteReference"/>
+        </w:rPr>
+        <w:t>[4]</w:t>
       </w:r>
       <w:r>
         <w:rPr>
